--- a/tehnicheskoe_zadanie_visitka.docx
+++ b/tehnicheskoe_zadanie_visitka.docx
@@ -245,7 +245,16 @@
           <w:szCs w:val="28"/>
           <w:lang w:val="ru-RU"/>
         </w:rPr>
-        <w:t xml:space="preserve">На главной странице расположены фотография ведущего, информация о нем, о предоставляемых услугах, 10 последних фотографий с проведенных мероприятий. Есть кнопка “оставить заявку”, после нажатия на которую пользователю предоставляется возможность заполнить форму для заказа услуг. Внизу страницы (в футере) располагается ссылка  входа для администратора сайта. После авторизации администратор может осуществлять добавление, удаление, редактирование записей на страницах мероприятий, а также добавление новых администраторов и просмотр оставленных заявок. Неавторизованному пользователю эти функции недоступны. </w:t>
+        <w:t>На главной странице расположены фотография ведущего, информация о нем, о предоставляемых услугах, 10 последних фотографий с проведенных мероприятий. Есть кнопка “оставить заявку”, после нажатия на которую пользователю предоставляется возможность заполнить форму для заказа услуг. Внизу страницы (в футере) располагается ссылка  входа для администратора сайта. После авторизации администратор попадает в админку, где</w:t>
+      </w:r>
+      <w:r>
+        <w:rPr>
+          <w:rFonts w:ascii="Times New Roman" w:cs="Times New Roman" w:hAnsi="Times New Roman"/>
+          <w:sz w:val="28"/>
+          <w:szCs w:val="28"/>
+          <w:lang w:val="ru-RU"/>
+        </w:rPr>
+        <w:t xml:space="preserve"> может осуществлять добавление, удаление, редактирование записей на страницах мероприятий, а также добавление новых администраторов и просмотр оставленных заявок. Неавторизованному пользователю эти функции недоступны. </w:t>
       </w:r>
     </w:p>
     <w:p>
@@ -269,7 +278,6 @@
       </w:r>
     </w:p>
     <w:sectPr>
-      <w:footnotePr/>
       <w:footnotePr/>
       <w:type w:val="nextPage"/>
       <w:pgSz w:w="11906" w:h="16838" w:orient="portrait"/>
